--- a/Debo_Rise_Pilot_Plan_v2.docx
+++ b/Debo_Rise_Pilot_Plan_v2.docx
@@ -55,7 +55,23 @@
           <w:sz w:val="22"/>
           <w:szCs w:val="22"/>
         </w:rPr>
-        <w:t>Web Development | Video Editing | Financial Markets Basics</w:t>
+        <w:t>Web Development | Video Editing | Financial Markets</w:t>
+      </w:r>
+      <w:r>
+        <w:rPr>
+          <w:color w:val="555555"/>
+          <w:sz w:val="22"/>
+          <w:szCs w:val="22"/>
+        </w:rPr>
+        <w:t xml:space="preserve"> (Forex)</w:t>
+      </w:r>
+      <w:r>
+        <w:rPr>
+          <w:color w:val="555555"/>
+          <w:sz w:val="22"/>
+          <w:szCs w:val="22"/>
+        </w:rPr>
+        <w:t xml:space="preserve"> Basics</w:t>
       </w:r>
     </w:p>
     <w:p>
@@ -88,6 +104,9 @@
       </w:pPr>
       <w:r>
         <w:t>1. The Pilot at a Glance</w:t>
+      </w:r>
+      <w:r>
+        <w:tab/>
       </w:r>
     </w:p>
     <w:tbl>
@@ -3069,6 +3088,7 @@
       <w:tr>
         <w:trPr>
           <w:cantSplit/>
+          <w:trHeight w:val="245"/>
         </w:trPr>
         <w:tc>
           <w:tcPr>
